--- a/public/demo/report.docx
+++ b/public/demo/report.docx
@@ -1,12 +1,122 @@
 
 <file path=word/document.xml><?xml version="1.0" encoding="utf-8"?>
-<w:document xmlns:w="http://schemas.openxmlformats.org/wordprocessingml/2006/main">
+<w:document xmlns:w="http://schemas.openxmlformats.org/wordprocessingml/2006/main" xmlns:r="http://schemas.openxmlformats.org/officeDocument/2006/relationships" xmlns:wp="http://schemas.openxmlformats.org/drawingml/2006/wordprocessingDrawing" xmlns:a="http://schemas.openxmlformats.org/drawingml/2006/main" xmlns:pic="http://schemas.openxmlformats.org/drawingml/2006/picture">
   <w:body>
     <w:p>
+      <w:pPr>
+        <w:spacing w:after="240"/>
+      </w:pPr>
       <w:r>
-        <w:t>实验报告预览</w:t>
+        <w:rPr>
+          <w:b/>
+          <w:sz w:val="40"/>
+        </w:rPr>
+        <w:t>实验报告 · 文档预览</w:t>
       </w:r>
     </w:p>
+    <w:p>
+      <w:r>
+        <w:t>本页展示 Word 正文、表格和图片。文件在本机解析。</w:t>
+      </w:r>
+    </w:p>
+    <w:tbl>
+      <w:tblPr>
+        <w:tblBorders>
+          <w:top w:val="single" w:sz="6"/>
+          <w:left w:val="single" w:sz="6"/>
+          <w:bottom w:val="single" w:sz="6"/>
+          <w:right w:val="single" w:sz="6"/>
+          <w:insideH w:val="single" w:sz="6"/>
+          <w:insideV w:val="single" w:sz="6"/>
+        </w:tblBorders>
+      </w:tblPr>
+      <w:tblGrid>
+        <w:gridCol w:w="3000"/>
+        <w:gridCol w:w="3000"/>
+      </w:tblGrid>
+      <w:tr>
+        <w:tc>
+          <w:p>
+            <w:r>
+              <w:t>项目</w:t>
+            </w:r>
+          </w:p>
+        </w:tc>
+        <w:tc>
+          <w:p>
+            <w:r>
+              <w:t>结果</w:t>
+            </w:r>
+          </w:p>
+        </w:tc>
+      </w:tr>
+      <w:tr>
+        <w:tc>
+          <w:p>
+            <w:r>
+              <w:t>样本数量</w:t>
+            </w:r>
+          </w:p>
+        </w:tc>
+        <w:tc>
+          <w:p>
+            <w:r>
+              <w:t>128</w:t>
+            </w:r>
+          </w:p>
+        </w:tc>
+      </w:tr>
+    </w:tbl>
+    <w:p>
+      <w:r>
+        <w:drawing>
+          <wp:inline>
+            <wp:extent cx="1524000" cy="762000"/>
+            <wp:docPr id="1" name="预览图片"/>
+            <a:graphic>
+              <a:graphicData uri="http://schemas.openxmlformats.org/drawingml/2006/picture">
+                <pic:pic>
+                  <pic:nvPicPr>
+                    <pic:cNvPr id="1" name="chart.png"/>
+                    <pic:cNvPicPr/>
+                  </pic:nvPicPr>
+                  <pic:blipFill>
+                    <a:blip r:embed="image1"/>
+                    <a:stretch>
+                      <a:fillRect/>
+                    </a:stretch>
+                  </pic:blipFill>
+                  <pic:spPr>
+                    <a:xfrm>
+                      <a:off x="0" y="0"/>
+                      <a:ext cx="1524000" cy="762000"/>
+                    </a:xfrm>
+                    <a:prstGeom prst="rect">
+                      <a:avLst/>
+                    </a:prstGeom>
+                  </pic:spPr>
+                </pic:pic>
+              </a:graphicData>
+            </a:graphic>
+          </wp:inline>
+        </w:drawing>
+      </w:r>
+    </w:p>
+    <w:p>
+      <w:r>
+        <w:br w:type="page"/>
+        <w:t>第二页：实验结论</w:t>
+      </w:r>
+    </w:p>
+    <w:p>
+      <w:r>
+        <w:t>支持滚动阅读和缩放，并可进入全屏。</w:t>
+      </w:r>
+    </w:p>
+    <w:sectPr>
+      <w:pgSz w:w="11906" w:h="16838"/>
+      <w:pgMar w:top="1000" w:bottom="1000" w:left="1000" w:right="1000"/>
+    </w:sectPr>
   </w:body>
 </w:document>
 </file>